--- a/ECRITS_NIYYAH/cure_paresse.docx
+++ b/ECRITS_NIYYAH/cure_paresse.docx
@@ -156,7 +156,7 @@
           <w:sz w:val="22"/>
           <w:szCs w:val="22"/>
         </w:rPr>
-        <w:t xml:space="preserve">Fath al-Bârî bi-sharh Sahîh al-Bukhârî</w:t>
+        <w:t xml:space="preserve">Fath al-Bârî bi-sharh Sahîh al-Bukhârî (rendu libre)</w:t>
       </w:r>
     </w:p>
     <w:p>
@@ -670,7 +670,7 @@
           <w:sz w:val="22"/>
           <w:szCs w:val="22"/>
         </w:rPr>
-        <w:t xml:space="preserve">al-Wâbil al-Sayyib ; Madârij as-Sâlikîn</w:t>
+        <w:t xml:space="preserve">al-Wâbil al-Sayyib ; Madârij as-Sâlikîn (rendu libre)</w:t>
       </w:r>
     </w:p>
     <w:p>
@@ -2724,7 +2724,7 @@
           <w:sz w:val="22"/>
           <w:szCs w:val="22"/>
         </w:rPr>
-        <w:t xml:space="preserve">Madârij as-Sâlikîn ; al-Fawâ'id</w:t>
+        <w:t xml:space="preserve">Madârij as-Sâlikîn ; al-Fawâ'id (rendu libre)</w:t>
       </w:r>
     </w:p>
     <w:p>

--- a/ECRITS_NIYYAH/cure_paresse.docx
+++ b/ECRITS_NIYYAH/cure_paresse.docx
@@ -305,7 +305,7 @@
           <w:sz w:val="22"/>
           <w:szCs w:val="22"/>
         </w:rPr>
-        <w:t xml:space="preserve">La parole que le Prophète ﷺ disait chaque matin — lui-même cherchait refuge contre le kasal.</w:t>
+        <w:t xml:space="preserve">La parole que le Prophète ﷺ disait souvent — lui-même cherchait refuge contre le kasal.</w:t>
       </w:r>
     </w:p>
     <w:p>

--- a/ECRITS_NIYYAH/cure_paresse.docx
+++ b/ECRITS_NIYYAH/cure_paresse.docx
@@ -1940,7 +1940,7 @@
           <w:sz w:val="22"/>
           <w:szCs w:val="22"/>
         </w:rPr>
-        <w:t xml:space="preserve">Source : Ibn Hibbân 974 — sahîh/hasan (à confirmer)</w:t>
+        <w:t xml:space="preserve">Source : Ibn Hibbân 2427 — sahîh (al-Albânî, Silsila as-Sahîha 2886)</w:t>
       </w:r>
     </w:p>
     <w:p>

--- a/ECRITS_NIYYAH/cure_paresse.docx
+++ b/ECRITS_NIYYAH/cure_paresse.docx
@@ -2425,7 +2425,7 @@
           <w:sz w:val="22"/>
           <w:szCs w:val="22"/>
         </w:rPr>
-        <w:t xml:space="preserve">Source : Tirmidhî 2140 — hasan sahîh (à confirmer)</w:t>
+        <w:t xml:space="preserve">Source : Tirmidhî 2140 — hasan (Tirmidhî), authentifié (al-Albânî)</w:t>
       </w:r>
     </w:p>
     <w:p>

--- a/ECRITS_NIYYAH/cure_paresse.docx
+++ b/ECRITS_NIYYAH/cure_paresse.docx
@@ -3333,7 +3333,7 @@
           <w:sz w:val="22"/>
           <w:szCs w:val="22"/>
         </w:rPr>
-        <w:t xml:space="preserve">Ô Allah, c'est Ta miséricorde que j'espère : ne m'abandonne pas à moi-même le temps d'un clin d'œil, et arrange pour moi toute mon affaire.</w:t>
+        <w:t xml:space="preserve">Ô Allah, c'est Ta miséricorde que j'espère : ne m'abandonne pas à moi-même le temps d'un clin d'œil, et arrange pour moi toute mon affaire. Nulle divinité sauf Toi.</w:t>
       </w:r>
     </w:p>
     <w:p>
@@ -3383,7 +3383,7 @@
           <w:sz w:val="22"/>
           <w:szCs w:val="22"/>
         </w:rPr>
-        <w:t xml:space="preserve">Source : Abû Dâwûd 5090 — hasan (à confirmer)</w:t>
+        <w:t xml:space="preserve">Source : Abû Dâwûd 5090 — hasan (al-Albânî)</w:t>
       </w:r>
     </w:p>
     <w:p>

--- a/ECRITS_NIYYAH/cure_paresse.docx
+++ b/ECRITS_NIYYAH/cure_paresse.docx
@@ -2320,7 +2320,7 @@
           <w:sz w:val="22"/>
           <w:szCs w:val="22"/>
         </w:rPr>
-        <w:t xml:space="preserve">« L'acte le plus aimé est le plus constant, fût-il peu » (Bukhârî 6464) ; « la religion est aise » (Bukhârî 39).</w:t>
+        <w:t xml:space="preserve">« L'acte le plus aimé est le plus constant, fût-il peu » (Bukhârî 6464) ; « la religion est aise » (Bukhârî 39). Et sur le creux lui-même : « tout élan a son creux ; heureux celui dont le creux le ramène à la Sunna » (Ibn Hibbân 11, sahîh).</w:t>
       </w:r>
     </w:p>
     <w:p>
